--- a/bonus_labs/Reports/Word/ИУ8-105_Шекунов_л10.docx
+++ b/bonus_labs/Reports/Word/ИУ8-105_Шекунов_л10.docx
@@ -1310,6 +1310,16 @@
         <w:jc w:val="both"/>
         <w:rPr>
           <w:rFonts w:cs="Times New Roman"/>
+          <w:szCs w:val="28"/>
+        </w:rPr>
+      </w:pPr>
+    </w:p>
+    <w:p>
+      <w:pPr>
+        <w:spacing w:before="0" w:beforeAutospacing="0" w:after="0" w:afterAutospacing="0"/>
+        <w:jc w:val="both"/>
+        <w:rPr>
+          <w:rFonts w:cs="Times New Roman"/>
           <w:bCs/>
           <w:i/>
           <w:szCs w:val="28"/>
@@ -1706,7 +1716,7 @@
           <w:right w:val="none" w:sz="4" w:space="0" w:color="000000"/>
         </w:pBdr>
         <w:spacing w:before="0" w:beforeAutospacing="0" w:after="0" w:afterAutospacing="0"/>
-        <w:ind w:left="0" w:firstLine="709"/>
+        <w:ind w:left="284" w:firstLine="709"/>
         <w:jc w:val="both"/>
         <w:rPr>
           <w:rFonts w:cs="Times New Roman"/>
@@ -1735,7 +1745,7 @@
           <w:right w:val="none" w:sz="4" w:space="0" w:color="000000"/>
         </w:pBdr>
         <w:spacing w:before="0" w:beforeAutospacing="0" w:after="0" w:afterAutospacing="0"/>
-        <w:ind w:left="0" w:firstLine="709"/>
+        <w:ind w:left="284" w:firstLine="709"/>
         <w:jc w:val="both"/>
         <w:rPr>
           <w:rFonts w:cs="Times New Roman"/>
@@ -1764,7 +1774,7 @@
           <w:right w:val="none" w:sz="4" w:space="0" w:color="000000"/>
         </w:pBdr>
         <w:spacing w:before="0" w:beforeAutospacing="0" w:after="0" w:afterAutospacing="0"/>
-        <w:ind w:left="0" w:firstLine="709"/>
+        <w:ind w:left="284" w:firstLine="709"/>
         <w:jc w:val="both"/>
         <w:rPr>
           <w:rFonts w:cs="Times New Roman"/>
@@ -1793,7 +1803,7 @@
           <w:right w:val="none" w:sz="4" w:space="0" w:color="000000"/>
         </w:pBdr>
         <w:spacing w:before="0" w:beforeAutospacing="0" w:after="0" w:afterAutospacing="0"/>
-        <w:ind w:left="0" w:firstLine="709"/>
+        <w:ind w:left="284" w:firstLine="709"/>
         <w:jc w:val="both"/>
         <w:rPr>
           <w:rFonts w:cs="Times New Roman"/>
@@ -1838,7 +1848,7 @@
           <w:right w:val="none" w:sz="4" w:space="0" w:color="000000"/>
         </w:pBdr>
         <w:spacing w:before="0" w:beforeAutospacing="0" w:after="0" w:afterAutospacing="0"/>
-        <w:ind w:left="0" w:firstLine="709"/>
+        <w:ind w:left="284" w:firstLine="709"/>
         <w:jc w:val="both"/>
         <w:rPr>
           <w:rFonts w:cs="Times New Roman"/>
@@ -1850,7 +1860,21 @@
           <w:rFonts w:eastAsia="Times New Roman" w:cs="Times New Roman"/>
           <w:szCs w:val="28"/>
         </w:rPr>
-        <w:t>выполнить расчёты для контрольного лекционного примера и индивидуального варианта.</w:t>
+        <w:t xml:space="preserve">выполнить расчёты </w:t>
+      </w:r>
+      <w:r>
+        <w:rPr>
+          <w:rFonts w:eastAsia="Times New Roman" w:cs="Times New Roman"/>
+          <w:szCs w:val="28"/>
+        </w:rPr>
+        <w:t xml:space="preserve">для </w:t>
+      </w:r>
+      <w:r>
+        <w:rPr>
+          <w:rFonts w:eastAsia="Times New Roman" w:cs="Times New Roman"/>
+          <w:szCs w:val="28"/>
+        </w:rPr>
+        <w:t>индивидуального варианта.</w:t>
       </w:r>
     </w:p>
     <w:p>
@@ -1863,7 +1887,7 @@
           <w:right w:val="none" w:sz="4" w:space="0" w:color="000000"/>
         </w:pBdr>
         <w:spacing w:before="0" w:beforeAutospacing="0" w:after="0" w:afterAutospacing="0"/>
-        <w:ind w:left="709" w:firstLine="0"/>
+        <w:ind w:left="0"/>
         <w:jc w:val="both"/>
         <w:rPr>
           <w:rFonts w:cs="Times New Roman"/>
@@ -1912,14 +1936,7 @@
           <w:rFonts w:eastAsia="Times New Roman" w:cs="Times New Roman"/>
           <w:szCs w:val="28"/>
         </w:rPr>
-        <w:t>З</w:t>
-      </w:r>
-      <w:r>
-        <w:rPr>
-          <w:rFonts w:eastAsia="Times New Roman" w:cs="Times New Roman"/>
-          <w:szCs w:val="28"/>
-        </w:rPr>
-        <w:t>аданы параметры:</w:t>
+        <w:t>Заданы параметры:</w:t>
       </w:r>
     </w:p>
     <w:p>
@@ -2045,14 +2062,7 @@
               <w:rFonts w:ascii="Cambria Math" w:hAnsi="Cambria Math" w:cs="Times New Roman"/>
               <w:szCs w:val="28"/>
             </w:rPr>
-            <m:t>18</m:t>
-          </m:r>
-          <m:r>
-            <w:rPr>
-              <w:rFonts w:ascii="Cambria Math" w:hAnsi="Cambria Math" w:cs="Times New Roman"/>
-              <w:szCs w:val="28"/>
-            </w:rPr>
-            <m:t>.</m:t>
+            <m:t>18.</m:t>
           </m:r>
         </m:oMath>
       </m:oMathPara>
@@ -2266,14 +2276,7 @@
           <w:rFonts w:eastAsia="Times New Roman" w:cs="Times New Roman"/>
           <w:szCs w:val="28"/>
         </w:rPr>
-        <w:t>П</w:t>
-      </w:r>
-      <w:r>
-        <w:rPr>
-          <w:rFonts w:eastAsia="Times New Roman" w:cs="Times New Roman"/>
-          <w:szCs w:val="28"/>
-        </w:rPr>
-        <w:t>олучено два строгих равновесия:</w:t>
+        <w:t>Получено два строгих равновесия:</w:t>
       </w:r>
     </w:p>
     <w:p>
@@ -2405,14 +2408,7 @@
           <w:rFonts w:eastAsia="Times New Roman" w:cs="Times New Roman"/>
           <w:szCs w:val="28"/>
         </w:rPr>
-        <w:t>В</w:t>
-      </w:r>
-      <w:r>
-        <w:rPr>
-          <w:rFonts w:eastAsia="Times New Roman" w:cs="Times New Roman"/>
-          <w:szCs w:val="28"/>
-        </w:rPr>
-        <w:t>ыплаты в чистых равновесиях равны:</w:t>
+        <w:t>Выплаты в чистых равновесиях равны:</w:t>
       </w:r>
     </w:p>
     <w:p>
@@ -4757,21 +4753,7 @@
           <w:rFonts w:eastAsia="Times New Roman" w:cs="Times New Roman"/>
           <w:szCs w:val="28"/>
         </w:rPr>
-        <w:t>Для</w:t>
-      </w:r>
-      <w:r>
-        <w:rPr>
-          <w:rFonts w:eastAsia="Times New Roman" w:cs="Times New Roman"/>
-          <w:szCs w:val="28"/>
-        </w:rPr>
-        <w:t xml:space="preserve"> заданных параметров</w:t>
-      </w:r>
-      <w:r>
-        <w:rPr>
-          <w:rFonts w:eastAsia="Times New Roman" w:cs="Times New Roman"/>
-          <w:szCs w:val="28"/>
-        </w:rPr>
-        <w:t>:</w:t>
+        <w:t>Для заданных параметров:</w:t>
       </w:r>
     </w:p>
     <w:p>
@@ -4926,21 +4908,7 @@
               <w:rFonts w:ascii="Cambria Math" w:hAnsi="Cambria Math" w:cs="Times New Roman"/>
               <w:szCs w:val="28"/>
             </w:rPr>
-            <m:t>x=0,</m:t>
-          </m:r>
-          <m:r>
-            <w:rPr>
-              <w:rFonts w:ascii="Cambria Math" w:hAnsi="Cambria Math" w:cs="Times New Roman"/>
-              <w:szCs w:val="28"/>
-            </w:rPr>
-            <m:t xml:space="preserve"> </m:t>
-          </m:r>
-          <m:r>
-            <w:rPr>
-              <w:rFonts w:ascii="Cambria Math" w:hAnsi="Cambria Math" w:cs="Times New Roman"/>
-              <w:szCs w:val="28"/>
-            </w:rPr>
-            <m:t>x=</m:t>
+            <m:t>x=0, x=</m:t>
           </m:r>
           <m:f>
             <m:fPr>
@@ -4975,21 +4943,7 @@
               <w:rFonts w:ascii="Cambria Math" w:hAnsi="Cambria Math" w:cs="Times New Roman"/>
               <w:szCs w:val="28"/>
             </w:rPr>
-            <m:t>,</m:t>
-          </m:r>
-          <m:r>
-            <w:rPr>
-              <w:rFonts w:ascii="Cambria Math" w:hAnsi="Cambria Math" w:cs="Times New Roman"/>
-              <w:szCs w:val="28"/>
-            </w:rPr>
-            <m:t xml:space="preserve"> </m:t>
-          </m:r>
-          <m:r>
-            <w:rPr>
-              <w:rFonts w:ascii="Cambria Math" w:hAnsi="Cambria Math" w:cs="Times New Roman"/>
-              <w:szCs w:val="28"/>
-            </w:rPr>
-            <m:t>x=1.</m:t>
+            <m:t>, x=1.</m:t>
           </m:r>
         </m:oMath>
       </m:oMathPara>
@@ -5046,14 +5000,7 @@
             <w:rFonts w:ascii="Cambria Math" w:hAnsi="Cambria Math" w:cs="Times New Roman"/>
             <w:szCs w:val="28"/>
           </w:rPr>
-          <m:t>0.5</m:t>
-        </m:r>
-        <m:r>
-          <w:rPr>
-            <w:rFonts w:ascii="Cambria Math" w:hAnsi="Cambria Math" w:cs="Times New Roman"/>
-            <w:szCs w:val="28"/>
-          </w:rPr>
-          <m:t>,</m:t>
+          <m:t>0.5,</m:t>
         </m:r>
       </m:oMath>
       <w:r>
@@ -5242,14 +5189,7 @@
             <w:rFonts w:ascii="Cambria Math" w:hAnsi="Cambria Math" w:cs="Times New Roman"/>
             <w:szCs w:val="28"/>
           </w:rPr>
-          <m:t>0.5</m:t>
-        </m:r>
-        <m:r>
-          <w:rPr>
-            <w:rFonts w:ascii="Cambria Math" w:hAnsi="Cambria Math" w:cs="Times New Roman"/>
-            <w:szCs w:val="28"/>
-          </w:rPr>
-          <m:t>,</m:t>
+          <m:t>0.5,</m:t>
         </m:r>
       </m:oMath>
       <w:r>
@@ -5449,14 +5389,7 @@
             <w:rFonts w:ascii="Cambria Math" w:hAnsi="Cambria Math" w:cs="Times New Roman"/>
             <w:szCs w:val="28"/>
           </w:rPr>
-          <m:t>=</m:t>
-        </m:r>
-        <m:r>
-          <w:rPr>
-            <w:rFonts w:ascii="Cambria Math" w:hAnsi="Cambria Math" w:cs="Times New Roman"/>
-            <w:szCs w:val="28"/>
-          </w:rPr>
-          <m:t>0.5</m:t>
+          <m:t>=0.5</m:t>
         </m:r>
       </m:oMath>
       <w:r>
@@ -5526,7 +5459,7 @@
           <w:szCs w:val="28"/>
         </w:rPr>
         <w:drawing>
-          <wp:anchor distT="0" distB="0" distL="114300" distR="114300" simplePos="0" relativeHeight="251660288" behindDoc="0" locked="0" layoutInCell="1" allowOverlap="1" wp14:anchorId="01388D0B" wp14:editId="39C717F6">
+          <wp:anchor distT="0" distB="0" distL="114300" distR="114300" simplePos="0" relativeHeight="251660288" behindDoc="0" locked="0" layoutInCell="1" allowOverlap="1" wp14:anchorId="01388D0B" wp14:editId="28B78AB0">
             <wp:simplePos x="0" y="0"/>
             <wp:positionH relativeFrom="column">
               <wp:posOffset>-36830</wp:posOffset>
@@ -5680,25 +5613,7 @@
           <w:iCs/>
           <w:szCs w:val="28"/>
         </w:rPr>
-        <w:t xml:space="preserve">Рисунок 1 </w:t>
-      </w:r>
-      <w:r>
-        <w:rPr>
-          <w:rFonts w:cs="Times New Roman"/>
-          <w:i/>
-          <w:iCs/>
-          <w:szCs w:val="28"/>
-        </w:rPr>
-        <w:t xml:space="preserve">– </w:t>
-      </w:r>
-      <w:r>
-        <w:rPr>
-          <w:rFonts w:cs="Times New Roman"/>
-          <w:i/>
-          <w:iCs/>
-          <w:szCs w:val="28"/>
-        </w:rPr>
-        <w:t xml:space="preserve">Графики ожидаемых выигрышей стратегий и </w:t>
+        <w:t xml:space="preserve">Рисунок 1 – Графики ожидаемых выигрышей стратегий и </w:t>
       </w:r>
       <w:proofErr w:type="spellStart"/>
       <w:r>
@@ -5957,35 +5872,7 @@
               <w:rFonts w:ascii="Cambria Math" w:hAnsi="Cambria Math" w:cs="Times New Roman"/>
               <w:szCs w:val="28"/>
             </w:rPr>
-            <m:t>(</m:t>
-          </m:r>
-          <m:r>
-            <w:rPr>
-              <w:rFonts w:ascii="Cambria Math" w:hAnsi="Cambria Math" w:cs="Times New Roman"/>
-              <w:szCs w:val="28"/>
-            </w:rPr>
-            <m:t>NR</m:t>
-          </m:r>
-          <m:r>
-            <w:rPr>
-              <w:rFonts w:ascii="Cambria Math" w:hAnsi="Cambria Math" w:cs="Times New Roman"/>
-              <w:szCs w:val="28"/>
-            </w:rPr>
-            <m:t>,</m:t>
-          </m:r>
-          <m:r>
-            <w:rPr>
-              <w:rFonts w:ascii="Cambria Math" w:hAnsi="Cambria Math" w:cs="Times New Roman"/>
-              <w:szCs w:val="28"/>
-            </w:rPr>
-            <m:t>R</m:t>
-          </m:r>
-          <m:r>
-            <w:rPr>
-              <w:rFonts w:ascii="Cambria Math" w:hAnsi="Cambria Math" w:cs="Times New Roman"/>
-              <w:szCs w:val="28"/>
-            </w:rPr>
-            <m:t>),</m:t>
+            <m:t>(NR,R),</m:t>
           </m:r>
         </m:oMath>
       </m:oMathPara>
@@ -6012,35 +5899,7 @@
               <w:rFonts w:ascii="Cambria Math" w:hAnsi="Cambria Math" w:cs="Times New Roman"/>
               <w:szCs w:val="28"/>
             </w:rPr>
-            <m:t>(</m:t>
-          </m:r>
-          <m:r>
-            <w:rPr>
-              <w:rFonts w:ascii="Cambria Math" w:hAnsi="Cambria Math" w:cs="Times New Roman"/>
-              <w:szCs w:val="28"/>
-            </w:rPr>
-            <m:t>R</m:t>
-          </m:r>
-          <m:r>
-            <w:rPr>
-              <w:rFonts w:ascii="Cambria Math" w:hAnsi="Cambria Math" w:cs="Times New Roman"/>
-              <w:szCs w:val="28"/>
-            </w:rPr>
-            <m:t>,</m:t>
-          </m:r>
-          <m:r>
-            <w:rPr>
-              <w:rFonts w:ascii="Cambria Math" w:hAnsi="Cambria Math" w:cs="Times New Roman"/>
-              <w:szCs w:val="28"/>
-            </w:rPr>
-            <m:t>NR</m:t>
-          </m:r>
-          <m:r>
-            <w:rPr>
-              <w:rFonts w:ascii="Cambria Math" w:hAnsi="Cambria Math" w:cs="Times New Roman"/>
-              <w:szCs w:val="28"/>
-            </w:rPr>
-            <m:t>).</m:t>
+            <m:t>(R,NR).</m:t>
           </m:r>
         </m:oMath>
       </m:oMathPara>
@@ -6519,6 +6378,7 @@
           <w:color w:val="auto"/>
           <w:sz w:val="16"/>
           <w:szCs w:val="16"/>
+          <w:lang w:val="en-US"/>
         </w:rPr>
       </w:pPr>
       <w:r>
@@ -6711,6 +6571,7 @@
           <w:color w:val="auto"/>
           <w:sz w:val="16"/>
           <w:szCs w:val="16"/>
+          <w:lang w:val="en-US"/>
         </w:rPr>
         <w:t xml:space="preserve"> = ("</w:t>
       </w:r>
@@ -6730,6 +6591,7 @@
           <w:color w:val="auto"/>
           <w:sz w:val="16"/>
           <w:szCs w:val="16"/>
+          <w:lang w:val="en-US"/>
         </w:rPr>
         <w:t>", "</w:t>
       </w:r>
@@ -6749,6 +6611,7 @@
           <w:color w:val="auto"/>
           <w:sz w:val="16"/>
           <w:szCs w:val="16"/>
+          <w:lang w:val="en-US"/>
         </w:rPr>
         <w:t>")</w:t>
       </w:r>
@@ -6758,6 +6621,7 @@
           <w:color w:val="auto"/>
           <w:sz w:val="16"/>
           <w:szCs w:val="16"/>
+          <w:lang w:val="en-US"/>
         </w:rPr>
         <w:br/>
       </w:r>
@@ -6777,6 +6641,7 @@
           <w:color w:val="auto"/>
           <w:sz w:val="16"/>
           <w:szCs w:val="16"/>
+          <w:lang w:val="en-US"/>
         </w:rPr>
         <w:t>_</w:t>
       </w:r>
@@ -6796,6 +6661,7 @@
           <w:color w:val="auto"/>
           <w:sz w:val="16"/>
           <w:szCs w:val="16"/>
+          <w:lang w:val="en-US"/>
         </w:rPr>
         <w:t xml:space="preserve"> = {</w:t>
       </w:r>
@@ -6805,6 +6671,7 @@
           <w:color w:val="auto"/>
           <w:sz w:val="16"/>
           <w:szCs w:val="16"/>
+          <w:lang w:val="en-US"/>
         </w:rPr>
         <w:br/>
         <w:t xml:space="preserve">    "</w:t>
@@ -6825,15 +6692,74 @@
           <w:color w:val="auto"/>
           <w:sz w:val="16"/>
           <w:szCs w:val="16"/>
-        </w:rPr>
-        <w:t>": "нарушать правила / ястреб",</w:t>
-      </w:r>
-      <w:r>
-        <w:rPr>
-          <w:rFonts w:ascii="Courier New" w:eastAsia="Times New Roman" w:hAnsi="Courier New"/>
-          <w:color w:val="auto"/>
-          <w:sz w:val="16"/>
-          <w:szCs w:val="16"/>
+          <w:lang w:val="en-US"/>
+        </w:rPr>
+        <w:t>": "</w:t>
+      </w:r>
+      <w:r>
+        <w:rPr>
+          <w:rFonts w:ascii="Courier New" w:eastAsia="Times New Roman" w:hAnsi="Courier New"/>
+          <w:color w:val="auto"/>
+          <w:sz w:val="16"/>
+          <w:szCs w:val="16"/>
+        </w:rPr>
+        <w:t>нарушать</w:t>
+      </w:r>
+      <w:r>
+        <w:rPr>
+          <w:rFonts w:ascii="Courier New" w:eastAsia="Times New Roman" w:hAnsi="Courier New"/>
+          <w:color w:val="auto"/>
+          <w:sz w:val="16"/>
+          <w:szCs w:val="16"/>
+          <w:lang w:val="en-US"/>
+        </w:rPr>
+        <w:t xml:space="preserve"> </w:t>
+      </w:r>
+      <w:r>
+        <w:rPr>
+          <w:rFonts w:ascii="Courier New" w:eastAsia="Times New Roman" w:hAnsi="Courier New"/>
+          <w:color w:val="auto"/>
+          <w:sz w:val="16"/>
+          <w:szCs w:val="16"/>
+        </w:rPr>
+        <w:t>правила</w:t>
+      </w:r>
+      <w:r>
+        <w:rPr>
+          <w:rFonts w:ascii="Courier New" w:eastAsia="Times New Roman" w:hAnsi="Courier New"/>
+          <w:color w:val="auto"/>
+          <w:sz w:val="16"/>
+          <w:szCs w:val="16"/>
+          <w:lang w:val="en-US"/>
+        </w:rPr>
+        <w:t xml:space="preserve"> / </w:t>
+      </w:r>
+      <w:r>
+        <w:rPr>
+          <w:rFonts w:ascii="Courier New" w:eastAsia="Times New Roman" w:hAnsi="Courier New"/>
+          <w:color w:val="auto"/>
+          <w:sz w:val="16"/>
+          <w:szCs w:val="16"/>
+        </w:rPr>
+        <w:t>ястреб</w:t>
+      </w:r>
+      <w:r>
+        <w:rPr>
+          <w:rFonts w:ascii="Courier New" w:eastAsia="Times New Roman" w:hAnsi="Courier New"/>
+          <w:color w:val="auto"/>
+          <w:sz w:val="16"/>
+          <w:szCs w:val="16"/>
+          <w:lang w:val="en-US"/>
+        </w:rPr>
+        <w:t>",</w:t>
+      </w:r>
+      <w:r>
+        <w:rPr>
+          <w:rFonts w:ascii="Courier New" w:eastAsia="Times New Roman" w:hAnsi="Courier New"/>
+          <w:color w:val="auto"/>
+          <w:sz w:val="16"/>
+          <w:szCs w:val="16"/>
+          <w:lang w:val="en-US"/>
         </w:rPr>
         <w:br/>
         <w:t xml:space="preserve">    "</w:t>
@@ -6854,15 +6780,74 @@
           <w:color w:val="auto"/>
           <w:sz w:val="16"/>
           <w:szCs w:val="16"/>
-        </w:rPr>
-        <w:t>": "соблюдать правила / голубь",</w:t>
-      </w:r>
-      <w:r>
-        <w:rPr>
-          <w:rFonts w:ascii="Courier New" w:eastAsia="Times New Roman" w:hAnsi="Courier New"/>
-          <w:color w:val="auto"/>
-          <w:sz w:val="16"/>
-          <w:szCs w:val="16"/>
+          <w:lang w:val="en-US"/>
+        </w:rPr>
+        <w:t>": "</w:t>
+      </w:r>
+      <w:r>
+        <w:rPr>
+          <w:rFonts w:ascii="Courier New" w:eastAsia="Times New Roman" w:hAnsi="Courier New"/>
+          <w:color w:val="auto"/>
+          <w:sz w:val="16"/>
+          <w:szCs w:val="16"/>
+        </w:rPr>
+        <w:t>соблюдать</w:t>
+      </w:r>
+      <w:r>
+        <w:rPr>
+          <w:rFonts w:ascii="Courier New" w:eastAsia="Times New Roman" w:hAnsi="Courier New"/>
+          <w:color w:val="auto"/>
+          <w:sz w:val="16"/>
+          <w:szCs w:val="16"/>
+          <w:lang w:val="en-US"/>
+        </w:rPr>
+        <w:t xml:space="preserve"> </w:t>
+      </w:r>
+      <w:r>
+        <w:rPr>
+          <w:rFonts w:ascii="Courier New" w:eastAsia="Times New Roman" w:hAnsi="Courier New"/>
+          <w:color w:val="auto"/>
+          <w:sz w:val="16"/>
+          <w:szCs w:val="16"/>
+        </w:rPr>
+        <w:t>правила</w:t>
+      </w:r>
+      <w:r>
+        <w:rPr>
+          <w:rFonts w:ascii="Courier New" w:eastAsia="Times New Roman" w:hAnsi="Courier New"/>
+          <w:color w:val="auto"/>
+          <w:sz w:val="16"/>
+          <w:szCs w:val="16"/>
+          <w:lang w:val="en-US"/>
+        </w:rPr>
+        <w:t xml:space="preserve"> / </w:t>
+      </w:r>
+      <w:r>
+        <w:rPr>
+          <w:rFonts w:ascii="Courier New" w:eastAsia="Times New Roman" w:hAnsi="Courier New"/>
+          <w:color w:val="auto"/>
+          <w:sz w:val="16"/>
+          <w:szCs w:val="16"/>
+        </w:rPr>
+        <w:t>голубь</w:t>
+      </w:r>
+      <w:r>
+        <w:rPr>
+          <w:rFonts w:ascii="Courier New" w:eastAsia="Times New Roman" w:hAnsi="Courier New"/>
+          <w:color w:val="auto"/>
+          <w:sz w:val="16"/>
+          <w:szCs w:val="16"/>
+          <w:lang w:val="en-US"/>
+        </w:rPr>
+        <w:t>",</w:t>
+      </w:r>
+      <w:r>
+        <w:rPr>
+          <w:rFonts w:ascii="Courier New" w:eastAsia="Times New Roman" w:hAnsi="Courier New"/>
+          <w:color w:val="auto"/>
+          <w:sz w:val="16"/>
+          <w:szCs w:val="16"/>
+          <w:lang w:val="en-US"/>
         </w:rPr>
         <w:br/>
         <w:t>}</w:t>
@@ -6873,15 +6858,17 @@
           <w:color w:val="auto"/>
           <w:sz w:val="16"/>
           <w:szCs w:val="16"/>
-        </w:rPr>
-        <w:br/>
-      </w:r>
-      <w:r>
-        <w:rPr>
-          <w:rFonts w:ascii="Courier New" w:eastAsia="Times New Roman" w:hAnsi="Courier New"/>
-          <w:color w:val="auto"/>
-          <w:sz w:val="16"/>
-          <w:szCs w:val="16"/>
+          <w:lang w:val="en-US"/>
+        </w:rPr>
+        <w:br/>
+      </w:r>
+      <w:r>
+        <w:rPr>
+          <w:rFonts w:ascii="Courier New" w:eastAsia="Times New Roman" w:hAnsi="Courier New"/>
+          <w:color w:val="auto"/>
+          <w:sz w:val="16"/>
+          <w:szCs w:val="16"/>
+          <w:lang w:val="en-US"/>
         </w:rPr>
         <w:br/>
       </w:r>
@@ -6901,6 +6888,7 @@
           <w:color w:val="auto"/>
           <w:sz w:val="16"/>
           <w:szCs w:val="16"/>
+          <w:lang w:val="en-US"/>
         </w:rPr>
         <w:t xml:space="preserve"> </w:t>
       </w:r>
@@ -6915,13 +6903,13 @@
         </w:rPr>
         <w:t>fmt</w:t>
       </w:r>
-      <w:proofErr w:type="spellEnd"/>
-      <w:r>
-        <w:rPr>
-          <w:rFonts w:ascii="Courier New" w:eastAsia="Times New Roman" w:hAnsi="Courier New"/>
-          <w:color w:val="auto"/>
-          <w:sz w:val="16"/>
-          <w:szCs w:val="16"/>
+      <w:r>
+        <w:rPr>
+          <w:rFonts w:ascii="Courier New" w:eastAsia="Times New Roman" w:hAnsi="Courier New"/>
+          <w:color w:val="auto"/>
+          <w:sz w:val="16"/>
+          <w:szCs w:val="16"/>
+          <w:lang w:val="en-US"/>
         </w:rPr>
         <w:t>_</w:t>
       </w:r>
@@ -6935,12 +6923,14 @@
         </w:rPr>
         <w:t>float</w:t>
       </w:r>
-      <w:r>
-        <w:rPr>
-          <w:rFonts w:ascii="Courier New" w:eastAsia="Times New Roman" w:hAnsi="Courier New"/>
-          <w:color w:val="auto"/>
-          <w:sz w:val="16"/>
-          <w:szCs w:val="16"/>
+      <w:proofErr w:type="spellEnd"/>
+      <w:r>
+        <w:rPr>
+          <w:rFonts w:ascii="Courier New" w:eastAsia="Times New Roman" w:hAnsi="Courier New"/>
+          <w:color w:val="auto"/>
+          <w:sz w:val="16"/>
+          <w:szCs w:val="16"/>
+          <w:lang w:val="en-US"/>
         </w:rPr>
         <w:t>(</w:t>
       </w:r>
@@ -6960,6 +6950,7 @@
           <w:color w:val="auto"/>
           <w:sz w:val="16"/>
           <w:szCs w:val="16"/>
+          <w:lang w:val="en-US"/>
         </w:rPr>
         <w:t xml:space="preserve">: </w:t>
       </w:r>
@@ -6979,6 +6970,7 @@
           <w:color w:val="auto"/>
           <w:sz w:val="16"/>
           <w:szCs w:val="16"/>
+          <w:lang w:val="en-US"/>
         </w:rPr>
         <w:t xml:space="preserve">, </w:t>
       </w:r>
@@ -6998,6 +6990,7 @@
           <w:color w:val="auto"/>
           <w:sz w:val="16"/>
           <w:szCs w:val="16"/>
+          <w:lang w:val="en-US"/>
         </w:rPr>
         <w:t xml:space="preserve">: </w:t>
       </w:r>
@@ -7017,6 +7010,7 @@
           <w:color w:val="auto"/>
           <w:sz w:val="16"/>
           <w:szCs w:val="16"/>
+          <w:lang w:val="en-US"/>
         </w:rPr>
         <w:t xml:space="preserve"> = 6) -&gt; </w:t>
       </w:r>
@@ -7036,6 +7030,7 @@
           <w:color w:val="auto"/>
           <w:sz w:val="16"/>
           <w:szCs w:val="16"/>
+          <w:lang w:val="en-US"/>
         </w:rPr>
         <w:t>:</w:t>
       </w:r>
@@ -7045,6 +7040,7 @@
           <w:color w:val="auto"/>
           <w:sz w:val="16"/>
           <w:szCs w:val="16"/>
+          <w:lang w:val="en-US"/>
         </w:rPr>
         <w:br/>
         <w:t xml:space="preserve">    </w:t>
@@ -7065,6 +7061,7 @@
           <w:color w:val="auto"/>
           <w:sz w:val="16"/>
           <w:szCs w:val="16"/>
+          <w:lang w:val="en-US"/>
         </w:rPr>
         <w:t xml:space="preserve"> </w:t>
       </w:r>
@@ -7084,6 +7081,7 @@
           <w:color w:val="auto"/>
           <w:sz w:val="16"/>
           <w:szCs w:val="16"/>
+          <w:lang w:val="en-US"/>
         </w:rPr>
         <w:t>(</w:t>
       </w:r>
@@ -7103,6 +7101,7 @@
           <w:color w:val="auto"/>
           <w:sz w:val="16"/>
           <w:szCs w:val="16"/>
+          <w:lang w:val="en-US"/>
         </w:rPr>
         <w:t xml:space="preserve"> - </w:t>
       </w:r>
@@ -7122,6 +7121,7 @@
           <w:color w:val="auto"/>
           <w:sz w:val="16"/>
           <w:szCs w:val="16"/>
+          <w:lang w:val="en-US"/>
         </w:rPr>
         <w:t>(</w:t>
       </w:r>
@@ -7141,6 +7141,7 @@
           <w:color w:val="auto"/>
           <w:sz w:val="16"/>
           <w:szCs w:val="16"/>
+          <w:lang w:val="en-US"/>
         </w:rPr>
         <w:t>)) &lt; 10 ** (-(</w:t>
       </w:r>
@@ -7160,6 +7161,7 @@
           <w:color w:val="auto"/>
           <w:sz w:val="16"/>
           <w:szCs w:val="16"/>
+          <w:lang w:val="en-US"/>
         </w:rPr>
         <w:t xml:space="preserve"> - 1)):</w:t>
       </w:r>
@@ -7169,6 +7171,7 @@
           <w:color w:val="auto"/>
           <w:sz w:val="16"/>
           <w:szCs w:val="16"/>
+          <w:lang w:val="en-US"/>
         </w:rPr>
         <w:br/>
         <w:t xml:space="preserve">        </w:t>
@@ -7189,6 +7192,7 @@
           <w:color w:val="auto"/>
           <w:sz w:val="16"/>
           <w:szCs w:val="16"/>
+          <w:lang w:val="en-US"/>
         </w:rPr>
         <w:t xml:space="preserve"> </w:t>
       </w:r>
@@ -7208,6 +7212,7 @@
           <w:color w:val="auto"/>
           <w:sz w:val="16"/>
           <w:szCs w:val="16"/>
+          <w:lang w:val="en-US"/>
         </w:rPr>
         <w:t>(</w:t>
       </w:r>
@@ -7227,6 +7232,7 @@
           <w:color w:val="auto"/>
           <w:sz w:val="16"/>
           <w:szCs w:val="16"/>
+          <w:lang w:val="en-US"/>
         </w:rPr>
         <w:t>(</w:t>
       </w:r>
@@ -7246,6 +7252,7 @@
           <w:color w:val="auto"/>
           <w:sz w:val="16"/>
           <w:szCs w:val="16"/>
+          <w:lang w:val="en-US"/>
         </w:rPr>
         <w:t>(</w:t>
       </w:r>
@@ -7265,6 +7272,7 @@
           <w:color w:val="auto"/>
           <w:sz w:val="16"/>
           <w:szCs w:val="16"/>
+          <w:lang w:val="en-US"/>
         </w:rPr>
         <w:t>)))</w:t>
       </w:r>
@@ -7274,6 +7282,7 @@
           <w:color w:val="auto"/>
           <w:sz w:val="16"/>
           <w:szCs w:val="16"/>
+          <w:lang w:val="en-US"/>
         </w:rPr>
         <w:br/>
         <w:t xml:space="preserve">    </w:t>
@@ -7294,6 +7303,7 @@
           <w:color w:val="auto"/>
           <w:sz w:val="16"/>
           <w:szCs w:val="16"/>
+          <w:lang w:val="en-US"/>
         </w:rPr>
         <w:t xml:space="preserve"> </w:t>
       </w:r>
@@ -7313,6 +7323,7 @@
           <w:color w:val="auto"/>
           <w:sz w:val="16"/>
           <w:szCs w:val="16"/>
+          <w:lang w:val="en-US"/>
         </w:rPr>
         <w:t>"{</w:t>
       </w:r>
@@ -7332,6 +7343,7 @@
           <w:color w:val="auto"/>
           <w:sz w:val="16"/>
           <w:szCs w:val="16"/>
+          <w:lang w:val="en-US"/>
         </w:rPr>
         <w:t>:.{</w:t>
       </w:r>
@@ -7351,6 +7363,7 @@
           <w:color w:val="auto"/>
           <w:sz w:val="16"/>
           <w:szCs w:val="16"/>
+          <w:lang w:val="en-US"/>
         </w:rPr>
         <w:t>}</w:t>
       </w:r>
@@ -7370,6 +7383,7 @@
           <w:color w:val="auto"/>
           <w:sz w:val="16"/>
           <w:szCs w:val="16"/>
+          <w:lang w:val="en-US"/>
         </w:rPr>
         <w:t>}".</w:t>
       </w:r>
@@ -7391,6 +7405,7 @@
           <w:color w:val="auto"/>
           <w:sz w:val="16"/>
           <w:szCs w:val="16"/>
+          <w:lang w:val="en-US"/>
         </w:rPr>
         <w:t>("0").</w:t>
       </w:r>
@@ -7412,6 +7427,7 @@
           <w:color w:val="auto"/>
           <w:sz w:val="16"/>
           <w:szCs w:val="16"/>
+          <w:lang w:val="en-US"/>
         </w:rPr>
         <w:t>(".")</w:t>
       </w:r>
@@ -7421,15 +7437,17 @@
           <w:color w:val="auto"/>
           <w:sz w:val="16"/>
           <w:szCs w:val="16"/>
-        </w:rPr>
-        <w:br/>
-      </w:r>
-      <w:r>
-        <w:rPr>
-          <w:rFonts w:ascii="Courier New" w:eastAsia="Times New Roman" w:hAnsi="Courier New"/>
-          <w:color w:val="auto"/>
-          <w:sz w:val="16"/>
-          <w:szCs w:val="16"/>
+          <w:lang w:val="en-US"/>
+        </w:rPr>
+        <w:br/>
+      </w:r>
+      <w:r>
+        <w:rPr>
+          <w:rFonts w:ascii="Courier New" w:eastAsia="Times New Roman" w:hAnsi="Courier New"/>
+          <w:color w:val="auto"/>
+          <w:sz w:val="16"/>
+          <w:szCs w:val="16"/>
+          <w:lang w:val="en-US"/>
         </w:rPr>
         <w:br/>
       </w:r>
@@ -29233,6 +29251,7 @@
   <w:style w:type="character" w:default="1" w:styleId="a0">
     <w:name w:val="Default Paragraph Font"/>
     <w:uiPriority w:val="1"/>
+    <w:semiHidden/>
     <w:unhideWhenUsed/>
   </w:style>
   <w:style w:type="table" w:default="1" w:styleId="a1">
